--- a/Templates/Залог/Реализация/Резолютивка ВКЛ реализация Залог (+ наблюдение).docx
+++ b/Templates/Залог/Реализация/Резолютивка ВКЛ реализация Залог (+ наблюдение).docx
@@ -546,7 +546,7 @@
         <w:rPr>
           <w:rFonts w:ascii="Times New Roman" w:hAnsi="Times New Roman" w:cs="Times New Roman"/>
         </w:rPr>
-        <w:t>з которых:  [13]  руб. – просроченный основной долг,  [14] руб. - просроченные проценты, [15] руб. - неустойка, из них: как обеспеченные залогом –[0007]руб.</w:t>
+        <w:t>з которых:  [13]  руб. – просроченный основной долг,  [14] руб. - просроченные проценты, [15] руб. - неустойка, из них: как обеспеченные залогом –[0007] руб.</w:t>
       </w:r>
     </w:p>
     <w:p>

--- a/Templates/Залог/Реализация/Резолютивка ВКЛ реализация Залог (+ наблюдение).docx
+++ b/Templates/Залог/Реализация/Резолютивка ВКЛ реализация Залог (+ наблюдение).docx
@@ -532,14 +532,14 @@
         <w:rPr>
           <w:rFonts w:ascii="Times New Roman" w:hAnsi="Times New Roman" w:cs="Times New Roman"/>
         </w:rPr>
-        <w:t>Включить требование «[989]» (ИНН [991], ОГРН [990], адрес регистрации: [988]) [12]  руб</w:t>
+        <w:t>Включить требование «[989]» (ИНН [991], ОГРН [990], адрес регистрации: [988]) в размере [12]  руб</w:t>
       </w:r>
       <w:proofErr w:type="gramStart"/>
       <w:r>
         <w:rPr>
           <w:rFonts w:ascii="Times New Roman" w:hAnsi="Times New Roman" w:cs="Times New Roman"/>
         </w:rPr>
-        <w:t>.и</w:t>
+        <w:t>., и</w:t>
       </w:r>
       <w:proofErr w:type="gramEnd"/>
       <w:r>
